--- a/files/yunarmiya/metodicheskie-rekomendacii-yunarmiya.docx
+++ b/files/yunarmiya/metodicheskie-rekomendacii-yunarmiya.docx
@@ -1800,7 +1800,7 @@
           <w:sz w:val="24"/>
           <w:szCs w:val="24"/>
         </w:rPr>
-        <w:t xml:space="preserve"> Соревнования включают военно-прикладные дисциплины (строевая подготовка, учебный АК, стрельба из пневматической винтовки), медицинскую и физическую подготовку, интеллектуальные задания. Этапы — школьный, муниципальный, региональный, всероссийский; команда — 8–12 человек; категории — 2–4, 5–7 и 8–10 классы. Правила и состав дисциплин уточняйте по положению текущего года.</w:t>
+        <w:t xml:space="preserve"> Соревнования включают военно-прикладные дисциплины (строевая подготовка, учебный АК, стрельба из пневматической винтовки), медицинскую и физическую подготовку, интеллектуальные задания. Этапы — школьный, муниципальный, дивизионный, региональный, всероссийский; команда — 8–12 человек; категории — 2–4, 5–7 и 8–10 классы. Правила и состав дисциплин уточняйте по положению текущего года.</w:t>
       </w:r>
     </w:p>
     <w:p>
@@ -5070,7 +5070,7 @@
                 <w:sz w:val="22"/>
                 <w:szCs w:val="22"/>
               </w:rPr>
-              <w:t xml:space="preserve">Ответственный, подпись</w:t>
+              <w:t xml:space="preserve">Ответственный</w:t>
             </w:r>
           </w:p>
         </w:tc>
